--- a/mokdong2/2fin/word/md2s2_L6_test_exam.docx
+++ b/mokdong2/2fin/word/md2s2_L6_test_exam.docx
@@ -1913,7 +1913,7 @@
           <w:sz w:val="20"/>
           <w:u w:val="none"/>
         </w:rPr>
-        <w:t>( Dr. Schofield / heard / people / shouting / to shout / for Korean independence )</w:t>
+        <w:t>( shouting / heard / to shout / people / Dr. Schofield / for Korean independence )</w:t>
       </w:r>
     </w:p>
     <w:p>

--- a/mokdong2/2fin/word/md2s2_L6_test_exam.docx
+++ b/mokdong2/2fin/word/md2s2_L6_test_exam.docx
@@ -19,10 +19,10 @@
     </w:p>
     <w:p>
       <w:pPr>
-        <w:spacing w:after="80"/>
         <w:pBdr>
           <w:bottom w:val="single" w:sz="8" w:space="2" w:color="1F3864"/>
         </w:pBdr>
+        <w:spacing w:after="80"/>
       </w:pPr>
       <w:r>
         <w:rPr>
@@ -75,13 +75,13 @@
     </w:p>
     <w:p>
       <w:pPr>
-        <w:spacing w:after="60"/>
         <w:pBdr>
           <w:top w:val="single" w:sz="4" w:space="3" w:color="9AA9C2"/>
           <w:left w:val="single" w:sz="4" w:space="3" w:color="9AA9C2"/>
           <w:bottom w:val="single" w:sz="4" w:space="3" w:color="9AA9C2"/>
           <w:right w:val="single" w:sz="4" w:space="3" w:color="9AA9C2"/>
         </w:pBdr>
+        <w:spacing w:after="60"/>
         <w:ind w:left="57" w:right="57"/>
       </w:pPr>
       <w:r>
@@ -615,8 +615,6 @@
     </w:p>
     <w:p>
       <w:pPr>
-        <w:spacing w:after="30"/>
-        <w:ind w:left="57" w:right="57"/>
         <w:pBdr>
           <w:top w:val="single" w:sz="4" w:space="3" w:color="8DA2C4"/>
           <w:left w:val="single" w:sz="4" w:space="3" w:color="8DA2C4"/>
@@ -624,6 +622,8 @@
           <w:right w:val="single" w:sz="4" w:space="3" w:color="8DA2C4"/>
         </w:pBdr>
         <w:shd w:val="clear" w:color="auto" w:fill="F7F9FC"/>
+        <w:spacing w:after="30"/>
+        <w:ind w:left="57" w:right="57"/>
       </w:pPr>
       <w:r>
         <w:rPr>
@@ -667,13 +667,13 @@
     </w:p>
     <w:p>
       <w:pPr>
-        <w:spacing w:after="60"/>
         <w:pBdr>
           <w:top w:val="single" w:sz="4" w:space="3" w:color="9AA9C2"/>
           <w:left w:val="single" w:sz="4" w:space="3" w:color="9AA9C2"/>
           <w:bottom w:val="single" w:sz="4" w:space="3" w:color="9AA9C2"/>
           <w:right w:val="single" w:sz="4" w:space="3" w:color="9AA9C2"/>
         </w:pBdr>
+        <w:spacing w:after="60"/>
         <w:ind w:left="57" w:right="57"/>
       </w:pPr>
       <w:r>
@@ -985,8 +985,6 @@
     </w:p>
     <w:p>
       <w:pPr>
-        <w:spacing w:after="30"/>
-        <w:ind w:left="57" w:right="57"/>
         <w:pBdr>
           <w:top w:val="single" w:sz="4" w:space="3" w:color="8DA2C4"/>
           <w:left w:val="single" w:sz="4" w:space="3" w:color="8DA2C4"/>
@@ -994,6 +992,8 @@
           <w:right w:val="single" w:sz="4" w:space="3" w:color="8DA2C4"/>
         </w:pBdr>
         <w:shd w:val="clear" w:color="auto" w:fill="F7F9FC"/>
+        <w:spacing w:after="30"/>
+        <w:ind w:left="57" w:right="57"/>
       </w:pPr>
       <w:r>
         <w:rPr>
@@ -1301,13 +1301,13 @@
     </w:p>
     <w:p>
       <w:pPr>
-        <w:spacing w:after="60"/>
         <w:pBdr>
           <w:top w:val="single" w:sz="4" w:space="3" w:color="9AA9C2"/>
           <w:left w:val="single" w:sz="4" w:space="3" w:color="9AA9C2"/>
           <w:bottom w:val="single" w:sz="4" w:space="3" w:color="9AA9C2"/>
           <w:right w:val="single" w:sz="4" w:space="3" w:color="9AA9C2"/>
         </w:pBdr>
+        <w:spacing w:after="60"/>
         <w:ind w:left="57" w:right="57"/>
       </w:pPr>
       <w:r>
@@ -1796,8 +1796,6 @@
     </w:p>
     <w:p>
       <w:pPr>
-        <w:spacing w:after="30"/>
-        <w:ind w:left="57" w:right="57"/>
         <w:pBdr>
           <w:top w:val="single" w:sz="4" w:space="3" w:color="8DA2C4"/>
           <w:left w:val="single" w:sz="4" w:space="3" w:color="8DA2C4"/>
@@ -1805,6 +1803,8 @@
           <w:right w:val="single" w:sz="4" w:space="3" w:color="8DA2C4"/>
         </w:pBdr>
         <w:shd w:val="clear" w:color="auto" w:fill="F7F9FC"/>
+        <w:spacing w:after="30"/>
+        <w:ind w:left="57" w:right="57"/>
       </w:pPr>
       <w:r>
         <w:rPr>
@@ -1884,8 +1884,6 @@
     </w:p>
     <w:p>
       <w:pPr>
-        <w:spacing w:after="30"/>
-        <w:ind w:left="57" w:right="57"/>
         <w:pBdr>
           <w:top w:val="single" w:sz="4" w:space="3" w:color="8DA2C4"/>
           <w:left w:val="single" w:sz="4" w:space="3" w:color="8DA2C4"/>
@@ -1893,6 +1891,8 @@
           <w:right w:val="single" w:sz="4" w:space="3" w:color="8DA2C4"/>
         </w:pBdr>
         <w:shd w:val="clear" w:color="auto" w:fill="F7F9FC"/>
+        <w:spacing w:after="30"/>
+        <w:ind w:left="57" w:right="57"/>
       </w:pPr>
       <w:r>
         <w:rPr>
@@ -1966,8 +1966,6 @@
     </w:p>
     <w:p>
       <w:pPr>
-        <w:spacing w:after="30"/>
-        <w:ind w:left="57" w:right="57"/>
         <w:pBdr>
           <w:top w:val="single" w:sz="4" w:space="3" w:color="8DA2C4"/>
           <w:left w:val="single" w:sz="4" w:space="3" w:color="8DA2C4"/>
@@ -1975,6 +1973,8 @@
           <w:right w:val="single" w:sz="4" w:space="3" w:color="8DA2C4"/>
         </w:pBdr>
         <w:shd w:val="clear" w:color="auto" w:fill="F7F9FC"/>
+        <w:spacing w:after="30"/>
+        <w:ind w:left="57" w:right="57"/>
       </w:pPr>
       <w:r>
         <w:rPr>
@@ -2054,8 +2054,6 @@
     </w:p>
     <w:p>
       <w:pPr>
-        <w:spacing w:after="30"/>
-        <w:ind w:left="57" w:right="57"/>
         <w:pBdr>
           <w:top w:val="single" w:sz="4" w:space="3" w:color="8DA2C4"/>
           <w:left w:val="single" w:sz="4" w:space="3" w:color="8DA2C4"/>
@@ -2063,6 +2061,8 @@
           <w:right w:val="single" w:sz="4" w:space="3" w:color="8DA2C4"/>
         </w:pBdr>
         <w:shd w:val="clear" w:color="auto" w:fill="F7F9FC"/>
+        <w:spacing w:after="30"/>
+        <w:ind w:left="57" w:right="57"/>
       </w:pPr>
       <w:r>
         <w:rPr>
@@ -2203,8 +2203,8 @@
           <w:type w:val="continuous"/>
           <w:pgSz w:w="11906" w:h="16838"/>
           <w:pgMar w:top="680" w:right="794" w:bottom="624" w:left="794" w:header="720" w:footer="720" w:gutter="0"/>
+          <w:cols w:num="2" w:space="396" w:sep="1"/>
           <w:docGrid w:linePitch="360"/>
-          <w:cols w:num="2" w:space="396" w:sep="1"/>
         </w:sectPr>
       </w:pPr>
     </w:p>
@@ -2801,8 +2801,8 @@
     <w:sectPr>
       <w:pgSz w:w="11906" w:h="16838"/>
       <w:pgMar w:top="680" w:right="794" w:bottom="624" w:left="794" w:header="720" w:footer="720" w:gutter="0"/>
+      <w:cols w:num="1" w:space="396"/>
       <w:docGrid w:linePitch="360"/>
-      <w:cols w:num="1" w:space="396"/>
     </w:sectPr>
   </w:body>
 </w:document>
